--- a/training_system/锅炉水处理体检表.docx
+++ b/training_system/锅炉水处理体检表.docx
@@ -103,6 +103,8 @@
             <w:r>
               <w:rPr>
                 <w:rFonts w:hint="eastAsia"/>
+                <w:sz w:val="24"/>
+                <w:szCs w:val="32"/>
                 <w:vertAlign w:val="baseline"/>
                 <w:lang w:eastAsia="zh-CN"/>
               </w:rPr>
@@ -128,8 +130,8 @@
             <w:r>
               <w:rPr>
                 <w:rFonts w:hint="eastAsia" w:ascii="楷体" w:hAnsi="楷体" w:eastAsia="楷体" w:cs="楷体"/>
-                <w:sz w:val="28"/>
-                <w:szCs w:val="36"/>
+                <w:sz w:val="32"/>
+                <w:szCs w:val="40"/>
                 <w:vertAlign w:val="baseline"/>
                 <w:lang w:val="en-US" w:eastAsia="zh-CN"/>
               </w:rPr>
@@ -155,6 +157,8 @@
             <w:r>
               <w:rPr>
                 <w:rFonts w:hint="eastAsia"/>
+                <w:sz w:val="24"/>
+                <w:szCs w:val="32"/>
                 <w:vertAlign w:val="baseline"/>
                 <w:lang w:eastAsia="zh-CN"/>
               </w:rPr>
@@ -180,8 +184,8 @@
             <w:r>
               <w:rPr>
                 <w:rFonts w:hint="eastAsia" w:ascii="楷体" w:hAnsi="楷体" w:eastAsia="楷体" w:cs="楷体"/>
-                <w:sz w:val="28"/>
-                <w:szCs w:val="36"/>
+                <w:sz w:val="32"/>
+                <w:szCs w:val="40"/>
                 <w:vertAlign w:val="baseline"/>
                 <w:lang w:val="en-US" w:eastAsia="zh-CN"/>
               </w:rPr>
@@ -236,6 +240,8 @@
             <w:r>
               <w:rPr>
                 <w:rFonts w:hint="eastAsia"/>
+                <w:sz w:val="24"/>
+                <w:szCs w:val="32"/>
                 <w:vertAlign w:val="baseline"/>
                 <w:lang w:eastAsia="zh-CN"/>
               </w:rPr>
@@ -263,8 +269,8 @@
             <w:r>
               <w:rPr>
                 <w:rFonts w:hint="eastAsia" w:ascii="楷体" w:hAnsi="楷体" w:eastAsia="楷体" w:cs="楷体"/>
-                <w:sz w:val="28"/>
-                <w:szCs w:val="36"/>
+                <w:sz w:val="32"/>
+                <w:szCs w:val="40"/>
                 <w:vertAlign w:val="baseline"/>
               </w:rPr>
               <w:t>140321200005170312</w:t>
@@ -301,12 +307,16 @@
             <w:pPr>
               <w:jc w:val="center"/>
               <w:rPr>
-                <w:vertAlign w:val="baseline"/>
-              </w:rPr>
-            </w:pPr>
-            <w:r>
-              <w:rPr>
-                <w:rFonts w:hint="eastAsia"/>
+                <w:sz w:val="24"/>
+                <w:szCs w:val="24"/>
+                <w:vertAlign w:val="baseline"/>
+              </w:rPr>
+            </w:pPr>
+            <w:r>
+              <w:rPr>
+                <w:rFonts w:hint="eastAsia"/>
+                <w:sz w:val="24"/>
+                <w:szCs w:val="24"/>
                 <w:vertAlign w:val="baseline"/>
                 <w:lang w:eastAsia="zh-CN"/>
               </w:rPr>
@@ -326,6 +336,8 @@
               <w:jc w:val="center"/>
               <w:rPr>
                 <w:rFonts w:hint="default" w:eastAsia="宋体"/>
+                <w:sz w:val="24"/>
+                <w:szCs w:val="24"/>
                 <w:vertAlign w:val="baseline"/>
                 <w:lang w:val="en-US" w:eastAsia="zh-CN"/>
               </w:rPr>
@@ -333,7 +345,7 @@
             <w:r>
               <w:rPr>
                 <w:rFonts w:hint="eastAsia" w:ascii="楷体" w:hAnsi="楷体" w:eastAsia="楷体" w:cs="楷体"/>
-                <w:sz w:val="24"/>
+                <w:sz w:val="32"/>
                 <w:szCs w:val="32"/>
                 <w:vertAlign w:val="baseline"/>
                 <w:lang w:val="en-US" w:eastAsia="zh-CN"/>
@@ -352,6 +364,8 @@
             <w:pPr>
               <w:jc w:val="center"/>
               <w:rPr>
+                <w:sz w:val="24"/>
+                <w:szCs w:val="24"/>
                 <w:vertAlign w:val="baseline"/>
               </w:rPr>
             </w:pPr>
@@ -359,11 +373,23 @@
               <w:rPr>
                 <w:rFonts w:hint="eastAsia" w:ascii="宋体" w:hAnsi="宋体"/>
                 <w:color w:val="000000"/>
-                <w:sz w:val="21"/>
-                <w:szCs w:val="21"/>
-                <w:lang w:eastAsia="zh-CN"/>
-              </w:rPr>
-              <w:t>申请作业项目（代号）</w:t>
+                <w:sz w:val="24"/>
+                <w:szCs w:val="24"/>
+                <w:lang w:eastAsia="zh-CN"/>
+              </w:rPr>
+              <w:t>申请作业项目（</w:t>
+            </w:r>
+            <w:bookmarkStart w:id="0" w:name="_GoBack"/>
+            <w:bookmarkEnd w:id="0"/>
+            <w:r>
+              <w:rPr>
+                <w:rFonts w:hint="eastAsia" w:ascii="宋体" w:hAnsi="宋体"/>
+                <w:color w:val="000000"/>
+                <w:sz w:val="24"/>
+                <w:szCs w:val="24"/>
+                <w:lang w:eastAsia="zh-CN"/>
+              </w:rPr>
+              <w:t>代号）</w:t>
             </w:r>
           </w:p>
         </w:tc>
@@ -378,6 +404,8 @@
               <w:jc w:val="center"/>
               <w:rPr>
                 <w:rFonts w:hint="default" w:eastAsia="宋体"/>
+                <w:sz w:val="24"/>
+                <w:szCs w:val="24"/>
                 <w:vertAlign w:val="baseline"/>
                 <w:lang w:val="en-US" w:eastAsia="zh-CN"/>
               </w:rPr>
@@ -385,8 +413,8 @@
             <w:r>
               <w:rPr>
                 <w:rFonts w:hint="eastAsia" w:ascii="楷体" w:hAnsi="楷体" w:eastAsia="楷体" w:cs="楷体"/>
-                <w:sz w:val="28"/>
-                <w:szCs w:val="36"/>
+                <w:sz w:val="32"/>
+                <w:szCs w:val="32"/>
                 <w:vertAlign w:val="baseline"/>
                 <w:lang w:val="en-US" w:eastAsia="zh-CN"/>
               </w:rPr>
@@ -404,6 +432,8 @@
           <w:p>
             <w:pPr>
               <w:rPr>
+                <w:sz w:val="24"/>
+                <w:szCs w:val="24"/>
                 <w:vertAlign w:val="baseline"/>
               </w:rPr>
             </w:pPr>
@@ -426,13 +456,17 @@
               <w:jc w:val="center"/>
               <w:rPr>
                 <w:rFonts w:hint="eastAsia" w:eastAsia="宋体"/>
-                <w:vertAlign w:val="baseline"/>
-                <w:lang w:eastAsia="zh-CN"/>
-              </w:rPr>
-            </w:pPr>
-            <w:r>
-              <w:rPr>
-                <w:rFonts w:hint="eastAsia"/>
+                <w:sz w:val="24"/>
+                <w:szCs w:val="24"/>
+                <w:vertAlign w:val="baseline"/>
+                <w:lang w:eastAsia="zh-CN"/>
+              </w:rPr>
+            </w:pPr>
+            <w:r>
+              <w:rPr>
+                <w:rFonts w:hint="eastAsia"/>
+                <w:sz w:val="24"/>
+                <w:szCs w:val="24"/>
                 <w:vertAlign w:val="baseline"/>
                 <w:lang w:eastAsia="zh-CN"/>
               </w:rPr>
@@ -452,13 +486,17 @@
               <w:jc w:val="center"/>
               <w:rPr>
                 <w:rFonts w:hint="eastAsia" w:eastAsia="宋体"/>
-                <w:vertAlign w:val="baseline"/>
-                <w:lang w:eastAsia="zh-CN"/>
-              </w:rPr>
-            </w:pPr>
-            <w:r>
-              <w:rPr>
-                <w:rFonts w:hint="eastAsia"/>
+                <w:sz w:val="24"/>
+                <w:szCs w:val="24"/>
+                <w:vertAlign w:val="baseline"/>
+                <w:lang w:eastAsia="zh-CN"/>
+              </w:rPr>
+            </w:pPr>
+            <w:r>
+              <w:rPr>
+                <w:rFonts w:hint="eastAsia"/>
+                <w:sz w:val="24"/>
+                <w:szCs w:val="24"/>
                 <w:vertAlign w:val="baseline"/>
                 <w:lang w:eastAsia="zh-CN"/>
               </w:rPr>
@@ -477,13 +515,17 @@
               <w:jc w:val="both"/>
               <w:rPr>
                 <w:rFonts w:hint="eastAsia" w:eastAsia="宋体"/>
-                <w:vertAlign w:val="baseline"/>
-                <w:lang w:eastAsia="zh-CN"/>
-              </w:rPr>
-            </w:pPr>
-            <w:r>
-              <w:rPr>
-                <w:rFonts w:hint="eastAsia"/>
+                <w:sz w:val="24"/>
+                <w:szCs w:val="24"/>
+                <w:vertAlign w:val="baseline"/>
+                <w:lang w:eastAsia="zh-CN"/>
+              </w:rPr>
+            </w:pPr>
+            <w:r>
+              <w:rPr>
+                <w:rFonts w:hint="eastAsia"/>
+                <w:sz w:val="24"/>
+                <w:szCs w:val="24"/>
                 <w:vertAlign w:val="baseline"/>
                 <w:lang w:eastAsia="zh-CN"/>
               </w:rPr>
@@ -503,13 +545,17 @@
               <w:jc w:val="center"/>
               <w:rPr>
                 <w:rFonts w:hint="eastAsia" w:eastAsia="宋体"/>
-                <w:vertAlign w:val="baseline"/>
-                <w:lang w:eastAsia="zh-CN"/>
-              </w:rPr>
-            </w:pPr>
-            <w:r>
-              <w:rPr>
-                <w:rFonts w:hint="eastAsia"/>
+                <w:sz w:val="24"/>
+                <w:szCs w:val="24"/>
+                <w:vertAlign w:val="baseline"/>
+                <w:lang w:eastAsia="zh-CN"/>
+              </w:rPr>
+            </w:pPr>
+            <w:r>
+              <w:rPr>
+                <w:rFonts w:hint="eastAsia"/>
+                <w:sz w:val="24"/>
+                <w:szCs w:val="24"/>
                 <w:vertAlign w:val="baseline"/>
                 <w:lang w:eastAsia="zh-CN"/>
               </w:rPr>
@@ -529,7 +575,7 @@
               <w:rPr>
                 <w:rFonts w:hint="eastAsia" w:ascii="Times New Roman" w:hAnsi="Times New Roman" w:eastAsia="宋体" w:cs="Times New Roman"/>
                 <w:kern w:val="2"/>
-                <w:sz w:val="21"/>
+                <w:sz w:val="24"/>
                 <w:szCs w:val="24"/>
                 <w:vertAlign w:val="baseline"/>
                 <w:lang w:val="en-US" w:eastAsia="zh-CN" w:bidi="ar-SA"/>
@@ -538,6 +584,8 @@
             <w:r>
               <w:rPr>
                 <w:rFonts w:hint="eastAsia"/>
+                <w:sz w:val="24"/>
+                <w:szCs w:val="24"/>
                 <w:vertAlign w:val="baseline"/>
                 <w:lang w:eastAsia="zh-CN"/>
               </w:rPr>
@@ -560,6 +608,8 @@
           <w:p>
             <w:pPr>
               <w:rPr>
+                <w:sz w:val="24"/>
+                <w:szCs w:val="24"/>
                 <w:vertAlign w:val="baseline"/>
               </w:rPr>
             </w:pPr>
@@ -577,6 +627,8 @@
               <w:jc w:val="center"/>
               <w:rPr>
                 <w:rFonts w:hint="eastAsia" w:eastAsia="宋体"/>
+                <w:sz w:val="24"/>
+                <w:szCs w:val="24"/>
                 <w:vertAlign w:val="baseline"/>
                 <w:lang w:eastAsia="zh-CN"/>
               </w:rPr>
@@ -594,13 +646,17 @@
               <w:jc w:val="both"/>
               <w:rPr>
                 <w:rFonts w:hint="eastAsia" w:eastAsia="宋体"/>
-                <w:vertAlign w:val="baseline"/>
-                <w:lang w:eastAsia="zh-CN"/>
-              </w:rPr>
-            </w:pPr>
-            <w:r>
-              <w:rPr>
-                <w:rFonts w:hint="eastAsia"/>
+                <w:sz w:val="24"/>
+                <w:szCs w:val="24"/>
+                <w:vertAlign w:val="baseline"/>
+                <w:lang w:eastAsia="zh-CN"/>
+              </w:rPr>
+            </w:pPr>
+            <w:r>
+              <w:rPr>
+                <w:rFonts w:hint="eastAsia"/>
+                <w:sz w:val="24"/>
+                <w:szCs w:val="24"/>
                 <w:vertAlign w:val="baseline"/>
                 <w:lang w:eastAsia="zh-CN"/>
               </w:rPr>
@@ -618,6 +674,8 @@
           <w:p>
             <w:pPr>
               <w:rPr>
+                <w:sz w:val="24"/>
+                <w:szCs w:val="24"/>
                 <w:vertAlign w:val="baseline"/>
               </w:rPr>
             </w:pPr>
@@ -635,7 +693,7 @@
               <w:rPr>
                 <w:rFonts w:hint="eastAsia" w:ascii="Times New Roman" w:hAnsi="Times New Roman" w:eastAsia="宋体" w:cs="Times New Roman"/>
                 <w:kern w:val="2"/>
-                <w:sz w:val="21"/>
+                <w:sz w:val="24"/>
                 <w:szCs w:val="24"/>
                 <w:vertAlign w:val="baseline"/>
                 <w:lang w:val="en-US" w:eastAsia="zh-CN" w:bidi="ar-SA"/>
@@ -644,13 +702,13 @@
             <w:r>
               <w:rPr>
                 <w:rFonts w:hint="eastAsia"/>
+                <w:sz w:val="24"/>
+                <w:szCs w:val="24"/>
                 <w:vertAlign w:val="baseline"/>
                 <w:lang w:eastAsia="zh-CN"/>
               </w:rPr>
               <w:t>右：</w:t>
             </w:r>
-            <w:bookmarkStart w:id="0" w:name="_GoBack"/>
-            <w:bookmarkEnd w:id="0"/>
           </w:p>
         </w:tc>
       </w:tr>
@@ -668,6 +726,8 @@
           <w:p>
             <w:pPr>
               <w:rPr>
+                <w:sz w:val="24"/>
+                <w:szCs w:val="24"/>
                 <w:vertAlign w:val="baseline"/>
               </w:rPr>
             </w:pPr>
@@ -684,13 +744,17 @@
               <w:jc w:val="center"/>
               <w:rPr>
                 <w:rFonts w:hint="eastAsia" w:eastAsia="宋体"/>
-                <w:vertAlign w:val="baseline"/>
-                <w:lang w:eastAsia="zh-CN"/>
-              </w:rPr>
-            </w:pPr>
-            <w:r>
-              <w:rPr>
-                <w:rFonts w:hint="eastAsia"/>
+                <w:sz w:val="24"/>
+                <w:szCs w:val="24"/>
+                <w:vertAlign w:val="baseline"/>
+                <w:lang w:eastAsia="zh-CN"/>
+              </w:rPr>
+            </w:pPr>
+            <w:r>
+              <w:rPr>
+                <w:rFonts w:hint="eastAsia"/>
+                <w:sz w:val="24"/>
+                <w:szCs w:val="24"/>
                 <w:vertAlign w:val="baseline"/>
                 <w:lang w:eastAsia="zh-CN"/>
               </w:rPr>
@@ -709,6 +773,8 @@
             <w:pPr>
               <w:rPr>
                 <w:rFonts w:hint="eastAsia" w:eastAsia="宋体"/>
+                <w:sz w:val="24"/>
+                <w:szCs w:val="24"/>
                 <w:vertAlign w:val="baseline"/>
                 <w:lang w:eastAsia="zh-CN"/>
               </w:rPr>
@@ -716,6 +782,8 @@
             <w:r>
               <w:rPr>
                 <w:rFonts w:hint="eastAsia" w:eastAsia="宋体"/>
+                <w:sz w:val="24"/>
+                <w:szCs w:val="24"/>
                 <w:vertAlign w:val="baseline"/>
                 <w:lang w:eastAsia="zh-CN"/>
               </w:rPr>
@@ -778,6 +846,8 @@
           <w:p>
             <w:pPr>
               <w:rPr>
+                <w:sz w:val="24"/>
+                <w:szCs w:val="24"/>
                 <w:vertAlign w:val="baseline"/>
               </w:rPr>
             </w:pPr>
@@ -794,13 +864,17 @@
               <w:jc w:val="center"/>
               <w:rPr>
                 <w:rFonts w:hint="eastAsia" w:eastAsia="宋体"/>
-                <w:vertAlign w:val="baseline"/>
-                <w:lang w:eastAsia="zh-CN"/>
-              </w:rPr>
-            </w:pPr>
-            <w:r>
-              <w:rPr>
-                <w:rFonts w:hint="eastAsia"/>
+                <w:sz w:val="24"/>
+                <w:szCs w:val="24"/>
+                <w:vertAlign w:val="baseline"/>
+                <w:lang w:eastAsia="zh-CN"/>
+              </w:rPr>
+            </w:pPr>
+            <w:r>
+              <w:rPr>
+                <w:rFonts w:hint="eastAsia"/>
+                <w:sz w:val="24"/>
+                <w:szCs w:val="24"/>
                 <w:vertAlign w:val="baseline"/>
                 <w:lang w:eastAsia="zh-CN"/>
               </w:rPr>
@@ -818,6 +892,8 @@
           <w:p>
             <w:pPr>
               <w:rPr>
+                <w:sz w:val="24"/>
+                <w:szCs w:val="24"/>
                 <w:vertAlign w:val="baseline"/>
               </w:rPr>
             </w:pPr>
@@ -839,13 +915,17 @@
             <w:pPr>
               <w:rPr>
                 <w:rFonts w:hint="eastAsia"/>
-                <w:vertAlign w:val="baseline"/>
-                <w:lang w:eastAsia="zh-CN"/>
-              </w:rPr>
-            </w:pPr>
-            <w:r>
-              <w:rPr>
-                <w:rFonts w:hint="eastAsia"/>
+                <w:sz w:val="24"/>
+                <w:szCs w:val="24"/>
+                <w:vertAlign w:val="baseline"/>
+                <w:lang w:eastAsia="zh-CN"/>
+              </w:rPr>
+            </w:pPr>
+            <w:r>
+              <w:rPr>
+                <w:rFonts w:hint="eastAsia"/>
+                <w:sz w:val="24"/>
+                <w:szCs w:val="24"/>
                 <w:vertAlign w:val="baseline"/>
                 <w:lang w:eastAsia="zh-CN"/>
               </w:rPr>
@@ -856,51 +936,63 @@
             <w:pPr>
               <w:rPr>
                 <w:rFonts w:hint="eastAsia"/>
-                <w:vertAlign w:val="baseline"/>
-                <w:lang w:eastAsia="zh-CN"/>
-              </w:rPr>
-            </w:pPr>
-          </w:p>
-          <w:p>
-            <w:pPr>
-              <w:rPr>
-                <w:rFonts w:hint="eastAsia"/>
-                <w:vertAlign w:val="baseline"/>
-                <w:lang w:eastAsia="zh-CN"/>
-              </w:rPr>
-            </w:pPr>
-          </w:p>
-          <w:p>
-            <w:pPr>
-              <w:rPr>
-                <w:rFonts w:hint="eastAsia"/>
-                <w:vertAlign w:val="baseline"/>
-                <w:lang w:eastAsia="zh-CN"/>
-              </w:rPr>
-            </w:pPr>
-          </w:p>
-          <w:p>
-            <w:pPr>
-              <w:ind w:firstLine="3990" w:firstLineChars="1900"/>
-              <w:rPr>
-                <w:rFonts w:hint="eastAsia"/>
-                <w:vertAlign w:val="baseline"/>
-                <w:lang w:eastAsia="zh-CN"/>
-              </w:rPr>
-            </w:pPr>
-          </w:p>
-          <w:p>
-            <w:pPr>
-              <w:ind w:firstLine="5670" w:firstLineChars="2700"/>
-              <w:rPr>
-                <w:rFonts w:hint="eastAsia"/>
-                <w:vertAlign w:val="baseline"/>
-                <w:lang w:eastAsia="zh-CN"/>
-              </w:rPr>
-            </w:pPr>
-            <w:r>
-              <w:rPr>
-                <w:rFonts w:hint="eastAsia"/>
+                <w:sz w:val="24"/>
+                <w:szCs w:val="24"/>
+                <w:vertAlign w:val="baseline"/>
+                <w:lang w:eastAsia="zh-CN"/>
+              </w:rPr>
+            </w:pPr>
+          </w:p>
+          <w:p>
+            <w:pPr>
+              <w:rPr>
+                <w:rFonts w:hint="eastAsia"/>
+                <w:sz w:val="24"/>
+                <w:szCs w:val="24"/>
+                <w:vertAlign w:val="baseline"/>
+                <w:lang w:eastAsia="zh-CN"/>
+              </w:rPr>
+            </w:pPr>
+          </w:p>
+          <w:p>
+            <w:pPr>
+              <w:rPr>
+                <w:rFonts w:hint="eastAsia"/>
+                <w:sz w:val="24"/>
+                <w:szCs w:val="24"/>
+                <w:vertAlign w:val="baseline"/>
+                <w:lang w:eastAsia="zh-CN"/>
+              </w:rPr>
+            </w:pPr>
+          </w:p>
+          <w:p>
+            <w:pPr>
+              <w:ind w:firstLine="4560" w:firstLineChars="1900"/>
+              <w:rPr>
+                <w:rFonts w:hint="eastAsia"/>
+                <w:sz w:val="24"/>
+                <w:szCs w:val="24"/>
+                <w:vertAlign w:val="baseline"/>
+                <w:lang w:eastAsia="zh-CN"/>
+              </w:rPr>
+            </w:pPr>
+          </w:p>
+          <w:p>
+            <w:pPr>
+              <w:ind w:firstLine="6480" w:firstLineChars="2700"/>
+              <w:rPr>
+                <w:rFonts w:hint="eastAsia"/>
+                <w:sz w:val="24"/>
+                <w:szCs w:val="24"/>
+                <w:vertAlign w:val="baseline"/>
+                <w:lang w:eastAsia="zh-CN"/>
+              </w:rPr>
+            </w:pPr>
+            <w:r>
+              <w:rPr>
+                <w:rFonts w:hint="eastAsia"/>
+                <w:sz w:val="24"/>
+                <w:szCs w:val="24"/>
                 <w:vertAlign w:val="baseline"/>
                 <w:lang w:eastAsia="zh-CN"/>
               </w:rPr>
@@ -911,32 +1003,40 @@
             <w:pPr>
               <w:rPr>
                 <w:rFonts w:hint="eastAsia"/>
-                <w:vertAlign w:val="baseline"/>
-                <w:lang w:eastAsia="zh-CN"/>
-              </w:rPr>
-            </w:pPr>
-          </w:p>
-          <w:p>
-            <w:pPr>
-              <w:rPr>
-                <w:rFonts w:hint="eastAsia"/>
-                <w:vertAlign w:val="baseline"/>
-                <w:lang w:eastAsia="zh-CN"/>
-              </w:rPr>
-            </w:pPr>
-          </w:p>
-          <w:p>
-            <w:pPr>
-              <w:ind w:firstLine="6090" w:firstLineChars="2900"/>
-              <w:rPr>
-                <w:rFonts w:hint="eastAsia"/>
-                <w:vertAlign w:val="baseline"/>
-                <w:lang w:eastAsia="zh-CN"/>
-              </w:rPr>
-            </w:pPr>
-            <w:r>
-              <w:rPr>
-                <w:rFonts w:hint="eastAsia"/>
+                <w:sz w:val="24"/>
+                <w:szCs w:val="24"/>
+                <w:vertAlign w:val="baseline"/>
+                <w:lang w:eastAsia="zh-CN"/>
+              </w:rPr>
+            </w:pPr>
+          </w:p>
+          <w:p>
+            <w:pPr>
+              <w:rPr>
+                <w:rFonts w:hint="eastAsia"/>
+                <w:sz w:val="24"/>
+                <w:szCs w:val="24"/>
+                <w:vertAlign w:val="baseline"/>
+                <w:lang w:eastAsia="zh-CN"/>
+              </w:rPr>
+            </w:pPr>
+          </w:p>
+          <w:p>
+            <w:pPr>
+              <w:ind w:firstLine="6960" w:firstLineChars="2900"/>
+              <w:rPr>
+                <w:rFonts w:hint="eastAsia"/>
+                <w:sz w:val="24"/>
+                <w:szCs w:val="24"/>
+                <w:vertAlign w:val="baseline"/>
+                <w:lang w:eastAsia="zh-CN"/>
+              </w:rPr>
+            </w:pPr>
+            <w:r>
+              <w:rPr>
+                <w:rFonts w:hint="eastAsia"/>
+                <w:sz w:val="24"/>
+                <w:szCs w:val="24"/>
                 <w:vertAlign w:val="baseline"/>
                 <w:lang w:eastAsia="zh-CN"/>
               </w:rPr>
@@ -945,16 +1045,20 @@
           </w:p>
           <w:p>
             <w:pPr>
-              <w:ind w:firstLine="6090" w:firstLineChars="2900"/>
-              <w:rPr>
-                <w:rFonts w:hint="eastAsia"/>
-                <w:vertAlign w:val="baseline"/>
-                <w:lang w:eastAsia="zh-CN"/>
-              </w:rPr>
-            </w:pPr>
-            <w:r>
-              <w:rPr>
-                <w:rFonts w:hint="eastAsia"/>
+              <w:ind w:firstLine="6960" w:firstLineChars="2900"/>
+              <w:rPr>
+                <w:rFonts w:hint="eastAsia"/>
+                <w:sz w:val="24"/>
+                <w:szCs w:val="24"/>
+                <w:vertAlign w:val="baseline"/>
+                <w:lang w:eastAsia="zh-CN"/>
+              </w:rPr>
+            </w:pPr>
+            <w:r>
+              <w:rPr>
+                <w:rFonts w:hint="eastAsia"/>
+                <w:sz w:val="24"/>
+                <w:szCs w:val="24"/>
                 <w:vertAlign w:val="baseline"/>
                 <w:lang w:eastAsia="zh-CN"/>
               </w:rPr>
@@ -967,7 +1071,7 @@
               <w:rPr>
                 <w:rFonts w:hint="eastAsia" w:ascii="Times New Roman" w:hAnsi="Times New Roman" w:eastAsia="宋体" w:cs="Times New Roman"/>
                 <w:kern w:val="2"/>
-                <w:sz w:val="21"/>
+                <w:sz w:val="24"/>
                 <w:szCs w:val="24"/>
                 <w:lang w:val="en-US" w:eastAsia="zh-CN" w:bidi="ar-SA"/>
               </w:rPr>
@@ -978,6 +1082,8 @@
               <w:bidi w:val="0"/>
               <w:rPr>
                 <w:rFonts w:hint="eastAsia"/>
+                <w:sz w:val="24"/>
+                <w:szCs w:val="24"/>
                 <w:lang w:val="en-US" w:eastAsia="zh-CN"/>
               </w:rPr>
             </w:pPr>
@@ -988,16 +1094,20 @@
                 <w:tab w:val="left" w:pos="7408"/>
               </w:tabs>
               <w:bidi w:val="0"/>
-              <w:ind w:firstLine="7140" w:firstLineChars="3400"/>
+              <w:ind w:firstLine="8160" w:firstLineChars="3400"/>
               <w:jc w:val="left"/>
               <w:rPr>
                 <w:rFonts w:hint="default"/>
+                <w:sz w:val="24"/>
+                <w:szCs w:val="24"/>
                 <w:lang w:val="en-US" w:eastAsia="zh-CN"/>
               </w:rPr>
             </w:pPr>
             <w:r>
               <w:rPr>
                 <w:rFonts w:hint="eastAsia"/>
+                <w:sz w:val="24"/>
+                <w:szCs w:val="24"/>
                 <w:lang w:val="en-US" w:eastAsia="zh-CN"/>
               </w:rPr>
               <w:t>年  月  日</w:t>
@@ -1010,12 +1120,16 @@
       <w:pPr>
         <w:rPr>
           <w:rFonts w:hint="eastAsia"/>
+          <w:sz w:val="24"/>
+          <w:szCs w:val="24"/>
           <w:lang w:eastAsia="zh-CN"/>
         </w:rPr>
       </w:pPr>
       <w:r>
         <w:rPr>
           <w:rFonts w:hint="eastAsia"/>
+          <w:sz w:val="24"/>
+          <w:szCs w:val="24"/>
           <w:lang w:eastAsia="zh-CN"/>
         </w:rPr>
         <w:t>注：锅炉水处理</w:t>
@@ -1031,6 +1145,8 @@
       <w:r>
         <w:rPr>
           <w:rFonts w:hint="eastAsia"/>
+          <w:sz w:val="24"/>
+          <w:szCs w:val="24"/>
           <w:lang w:val="en-US" w:eastAsia="zh-CN"/>
         </w:rPr>
         <w:t xml:space="preserve">    客运索道司机</w:t>

--- a/training_system/锅炉水处理体检表.docx
+++ b/training_system/锅炉水处理体检表.docx
@@ -377,19 +377,7 @@
                 <w:szCs w:val="24"/>
                 <w:lang w:eastAsia="zh-CN"/>
               </w:rPr>
-              <w:t>申请作业项目（</w:t>
-            </w:r>
-            <w:bookmarkStart w:id="0" w:name="_GoBack"/>
-            <w:bookmarkEnd w:id="0"/>
-            <w:r>
-              <w:rPr>
-                <w:rFonts w:hint="eastAsia" w:ascii="宋体" w:hAnsi="宋体"/>
-                <w:color w:val="000000"/>
-                <w:sz w:val="24"/>
-                <w:szCs w:val="24"/>
-                <w:lang w:eastAsia="zh-CN"/>
-              </w:rPr>
-              <w:t>代号）</w:t>
+              <w:t>申请作业项目（代号）</w:t>
             </w:r>
           </w:p>
         </w:tc>
@@ -988,6 +976,8 @@
                 <w:lang w:eastAsia="zh-CN"/>
               </w:rPr>
             </w:pPr>
+            <w:bookmarkStart w:id="0" w:name="_GoBack"/>
+            <w:bookmarkEnd w:id="0"/>
             <w:r>
               <w:rPr>
                 <w:rFonts w:hint="eastAsia"/>
@@ -1094,8 +1084,31 @@
                 <w:tab w:val="left" w:pos="7408"/>
               </w:tabs>
               <w:bidi w:val="0"/>
-              <w:ind w:firstLine="8160" w:firstLineChars="3400"/>
-              <w:jc w:val="left"/>
+              <w:jc w:val="right"/>
+              <w:rPr>
+                <w:rFonts w:hint="eastAsia"/>
+                <w:sz w:val="24"/>
+                <w:szCs w:val="24"/>
+                <w:lang w:val="en-US" w:eastAsia="zh-CN"/>
+              </w:rPr>
+            </w:pPr>
+            <w:r>
+              <w:rPr>
+                <w:rFonts w:hint="eastAsia"/>
+                <w:sz w:val="24"/>
+                <w:szCs w:val="24"/>
+                <w:lang w:val="en-US" w:eastAsia="zh-CN"/>
+              </w:rPr>
+              <w:t>年  月  日</w:t>
+            </w:r>
+          </w:p>
+          <w:p>
+            <w:pPr>
+              <w:tabs>
+                <w:tab w:val="left" w:pos="7408"/>
+              </w:tabs>
+              <w:bidi w:val="0"/>
+              <w:jc w:val="right"/>
               <w:rPr>
                 <w:rFonts w:hint="default"/>
                 <w:sz w:val="24"/>
@@ -1103,38 +1116,10 @@
                 <w:lang w:val="en-US" w:eastAsia="zh-CN"/>
               </w:rPr>
             </w:pPr>
-            <w:r>
-              <w:rPr>
-                <w:rFonts w:hint="eastAsia"/>
-                <w:sz w:val="24"/>
-                <w:szCs w:val="24"/>
-                <w:lang w:val="en-US" w:eastAsia="zh-CN"/>
-              </w:rPr>
-              <w:t>年  月  日</w:t>
-            </w:r>
           </w:p>
         </w:tc>
       </w:tr>
     </w:tbl>
-    <w:p>
-      <w:pPr>
-        <w:rPr>
-          <w:rFonts w:hint="eastAsia"/>
-          <w:sz w:val="24"/>
-          <w:szCs w:val="24"/>
-          <w:lang w:eastAsia="zh-CN"/>
-        </w:rPr>
-      </w:pPr>
-      <w:r>
-        <w:rPr>
-          <w:rFonts w:hint="eastAsia"/>
-          <w:sz w:val="24"/>
-          <w:szCs w:val="24"/>
-          <w:lang w:eastAsia="zh-CN"/>
-        </w:rPr>
-        <w:t>注：锅炉水处理</w:t>
-      </w:r>
-    </w:p>
     <w:p>
       <w:pPr>
         <w:rPr>
@@ -1147,9 +1132,18 @@
           <w:rFonts w:hint="eastAsia"/>
           <w:sz w:val="24"/>
           <w:szCs w:val="24"/>
+          <w:lang w:eastAsia="zh-CN"/>
+        </w:rPr>
+        <w:t>注：锅炉水处理、</w:t>
+      </w:r>
+      <w:r>
+        <w:rPr>
+          <w:rFonts w:hint="eastAsia"/>
+          <w:sz w:val="24"/>
+          <w:szCs w:val="24"/>
           <w:lang w:val="en-US" w:eastAsia="zh-CN"/>
         </w:rPr>
-        <w:t xml:space="preserve">    客运索道司机</w:t>
+        <w:t>客运索道司机</w:t>
       </w:r>
     </w:p>
     <w:sectPr>
